--- a/public/mainresources/rules hackathon.docx
+++ b/public/mainresources/rules hackathon.docx
@@ -4,6 +4,7 @@
   <w:body>
     <w:p>
       <w:pPr>
+        <w:jc w:val="both"/>
         <w:rPr>
           <w:lang w:val="en-US"/>
         </w:rPr>
@@ -64,6 +65,7 @@
     </w:p>
     <w:p>
       <w:pPr>
+        <w:jc w:val="both"/>
         <w:rPr>
           <w:lang w:val="en-US"/>
         </w:rPr>
@@ -71,6 +73,7 @@
     </w:p>
     <w:p>
       <w:pPr>
+        <w:jc w:val="both"/>
         <w:rPr>
           <w:lang w:val="en-US"/>
         </w:rPr>
@@ -78,6 +81,7 @@
     </w:p>
     <w:p>
       <w:pPr>
+        <w:jc w:val="both"/>
         <w:rPr>
           <w:b/>
           <w:bCs/>
@@ -90,32 +94,34 @@
         </w:rPr>
         <w:t>KBT ANVINYATHON</w:t>
       </w:r>
-    </w:p>
-    <w:p>
-      <w:pPr>
+      <w:r>
         <w:rPr>
           <w:b/>
           <w:bCs/>
         </w:rPr>
-      </w:pPr>
-      <w:r>
+        <w:t xml:space="preserve"> 2026</w:t>
+      </w:r>
+    </w:p>
+    <w:p>
+      <w:pPr>
+        <w:jc w:val="both"/>
         <w:rPr>
           <w:b/>
           <w:bCs/>
         </w:rPr>
+      </w:pPr>
+      <w:r>
+        <w:rPr>
+          <w:b/>
+          <w:bCs/>
+        </w:rPr>
         <w:t>Rule Book</w:t>
       </w:r>
     </w:p>
     <w:p>
-      <w:r>
-        <w:rPr>
-          <w:i/>
-          <w:iCs/>
-        </w:rPr>
-        <w:t>(KBT College of Engineering, Nashik)</w:t>
-      </w:r>
-    </w:p>
-    <w:p>
+      <w:pPr>
+        <w:jc w:val="both"/>
+      </w:pPr>
       <w:r>
         <w:pict w14:anchorId="21489028">
           <v:rect id="_x0000_i1025" style="width:0;height:1.5pt" o:hralign="center" o:hrstd="t" o:hr="t" fillcolor="#a0a0a0" stroked="f"/>
@@ -124,6 +130,7 @@
     </w:p>
     <w:p>
       <w:pPr>
+        <w:jc w:val="both"/>
         <w:rPr>
           <w:b/>
           <w:bCs/>
@@ -138,24 +145,25 @@
       </w:r>
     </w:p>
     <w:p>
-      <w:r>
-        <w:t xml:space="preserve">KBT </w:t>
-      </w:r>
-      <w:proofErr w:type="spellStart"/>
-      <w:r>
-        <w:t>Anvinyathon</w:t>
-      </w:r>
-      <w:proofErr w:type="spellEnd"/>
-      <w:r>
-        <w:t xml:space="preserve"> is a competitive innovation event organized by KBT College of Engineering to encourage students to develop creative, practical, and technology-driven solutions to real-world problems within a limited timeframe.</w:t>
-      </w:r>
-    </w:p>
-    <w:p>
+      <w:pPr>
+        <w:jc w:val="both"/>
+      </w:pPr>
+      <w:r>
+        <w:t>KBT Anvinyathon is a competitive innovation event organized by KBT College of Engineering to encourage students to develop creative, practical, and technology-driven solutions to real-world problems within a limited timeframe.</w:t>
+      </w:r>
+    </w:p>
+    <w:p>
+      <w:pPr>
+        <w:jc w:val="both"/>
+      </w:pPr>
       <w:r>
         <w:t>The hackathon aims to promote innovation, interdisciplinary collaboration, and industry-oriented problem solving among students.</w:t>
       </w:r>
     </w:p>
     <w:p>
+      <w:pPr>
+        <w:jc w:val="both"/>
+      </w:pPr>
       <w:r>
         <w:pict w14:anchorId="77CF1D0E">
           <v:rect id="_x0000_i1026" style="width:0;height:1.5pt" o:hralign="center" o:hrstd="t" o:hr="t" fillcolor="#a0a0a0" stroked="f"/>
@@ -164,6 +172,7 @@
     </w:p>
     <w:p>
       <w:pPr>
+        <w:jc w:val="both"/>
         <w:rPr>
           <w:b/>
           <w:bCs/>
@@ -183,6 +192,7 @@
           <w:ilvl w:val="0"/>
           <w:numId w:val="1"/>
         </w:numPr>
+        <w:jc w:val="both"/>
       </w:pPr>
       <w:r>
         <w:t>The hackathon is open to Undergraduate and Postgraduate engineering students.</w:t>
@@ -194,6 +204,7 @@
           <w:ilvl w:val="0"/>
           <w:numId w:val="1"/>
         </w:numPr>
+        <w:jc w:val="both"/>
       </w:pPr>
       <w:r>
         <w:t>Participants must be enrolled in a recognized educational institution.</w:t>
@@ -205,6 +216,7 @@
           <w:ilvl w:val="0"/>
           <w:numId w:val="1"/>
         </w:numPr>
+        <w:jc w:val="both"/>
       </w:pPr>
       <w:r>
         <w:t>Students must carry a valid college ID card during the event.</w:t>
@@ -216,12 +228,16 @@
           <w:ilvl w:val="0"/>
           <w:numId w:val="1"/>
         </w:numPr>
+        <w:jc w:val="both"/>
       </w:pPr>
       <w:r>
         <w:t>Each participant may be part of only one team.</w:t>
       </w:r>
     </w:p>
     <w:p>
+      <w:pPr>
+        <w:jc w:val="both"/>
+      </w:pPr>
       <w:r>
         <w:pict w14:anchorId="5F9A89B6">
           <v:rect id="_x0000_i1027" style="width:0;height:1.5pt" o:hralign="center" o:hrstd="t" o:hr="t" fillcolor="#a0a0a0" stroked="f"/>
@@ -230,6 +246,7 @@
     </w:p>
     <w:p>
       <w:pPr>
+        <w:jc w:val="both"/>
         <w:rPr>
           <w:b/>
           <w:bCs/>
@@ -249,6 +266,7 @@
           <w:ilvl w:val="0"/>
           <w:numId w:val="2"/>
         </w:numPr>
+        <w:jc w:val="both"/>
       </w:pPr>
       <w:r>
         <w:t xml:space="preserve">Each team must consist of </w:t>
@@ -271,6 +289,7 @@
           <w:ilvl w:val="0"/>
           <w:numId w:val="2"/>
         </w:numPr>
+        <w:jc w:val="both"/>
       </w:pPr>
       <w:r>
         <w:t>Students must belong to the same college.</w:t>
@@ -300,13 +319,8 @@
       <w:r>
         <w:t xml:space="preserve"> </w:t>
       </w:r>
-      <w:proofErr w:type="gramStart"/>
-      <w:r>
-        <w:t>However</w:t>
-      </w:r>
-      <w:proofErr w:type="gramEnd"/>
-      <w:r>
-        <w:t xml:space="preserve">, </w:t>
+      <w:r>
+        <w:t xml:space="preserve">However, </w:t>
       </w:r>
       <w:r>
         <w:rPr>
@@ -325,6 +339,7 @@
           <w:ilvl w:val="0"/>
           <w:numId w:val="2"/>
         </w:numPr>
+        <w:jc w:val="both"/>
       </w:pPr>
       <w:r>
         <w:t>All team members must be registered before the event.</w:t>
@@ -336,6 +351,7 @@
           <w:ilvl w:val="0"/>
           <w:numId w:val="2"/>
         </w:numPr>
+        <w:jc w:val="both"/>
       </w:pPr>
       <w:r>
         <w:t>Team composition cannot be changed after registration closure.</w:t>
@@ -347,6 +363,7 @@
           <w:ilvl w:val="0"/>
           <w:numId w:val="2"/>
         </w:numPr>
+        <w:jc w:val="both"/>
       </w:pPr>
       <w:r>
         <w:t xml:space="preserve">One member must be designated as the </w:t>
@@ -363,6 +380,9 @@
       </w:r>
     </w:p>
     <w:p>
+      <w:pPr>
+        <w:jc w:val="both"/>
+      </w:pPr>
       <w:r>
         <w:pict w14:anchorId="46A1ED0C">
           <v:rect id="_x0000_i1028" style="width:0;height:1.5pt" o:hralign="center" o:hrstd="t" o:hr="t" fillcolor="#a0a0a0" stroked="f"/>
@@ -371,6 +391,16 @@
     </w:p>
     <w:p>
       <w:pPr>
+        <w:jc w:val="both"/>
+        <w:rPr>
+          <w:b/>
+          <w:bCs/>
+        </w:rPr>
+      </w:pPr>
+    </w:p>
+    <w:p>
+      <w:pPr>
+        <w:jc w:val="both"/>
         <w:rPr>
           <w:b/>
           <w:bCs/>
@@ -391,6 +421,7 @@
           <w:ilvl w:val="0"/>
           <w:numId w:val="3"/>
         </w:numPr>
+        <w:jc w:val="both"/>
       </w:pPr>
       <w:r>
         <w:t>All teams must complete registration within the announced deadline.</w:t>
@@ -402,6 +433,7 @@
           <w:ilvl w:val="0"/>
           <w:numId w:val="3"/>
         </w:numPr>
+        <w:jc w:val="both"/>
       </w:pPr>
       <w:r>
         <w:t>Incomplete or late registrations will not be accepted.</w:t>
@@ -413,6 +445,7 @@
           <w:ilvl w:val="0"/>
           <w:numId w:val="3"/>
         </w:numPr>
+        <w:jc w:val="both"/>
       </w:pPr>
       <w:r>
         <w:t>Confirmation of participation will be communicated through official channels.</w:t>
@@ -421,17 +454,22 @@
     <w:p>
       <w:pPr>
         <w:ind w:left="720"/>
-      </w:pPr>
-    </w:p>
-    <w:p>
+        <w:jc w:val="both"/>
+      </w:pPr>
+    </w:p>
+    <w:p>
+      <w:pPr>
+        <w:jc w:val="both"/>
+      </w:pPr>
       <w:r>
         <w:pict w14:anchorId="7279DE6D">
-          <v:rect id="_x0000_i1030" style="width:0;height:1.5pt" o:hralign="center" o:hrstd="t" o:hr="t" fillcolor="#a0a0a0" stroked="f"/>
+          <v:rect id="_x0000_i1029" style="width:0;height:1.5pt" o:hralign="center" o:hrstd="t" o:hr="t" fillcolor="#a0a0a0" stroked="f"/>
         </w:pict>
       </w:r>
     </w:p>
     <w:p>
       <w:pPr>
+        <w:jc w:val="both"/>
         <w:rPr>
           <w:b/>
           <w:bCs/>
@@ -442,7 +480,14 @@
           <w:b/>
           <w:bCs/>
         </w:rPr>
-        <w:t>6. Rules and Guidelines</w:t>
+        <w:t>5</w:t>
+      </w:r>
+      <w:r>
+        <w:rPr>
+          <w:b/>
+          <w:bCs/>
+        </w:rPr>
+        <w:t>. Rules and Guidelines</w:t>
       </w:r>
     </w:p>
     <w:p>
@@ -451,6 +496,7 @@
           <w:ilvl w:val="0"/>
           <w:numId w:val="5"/>
         </w:numPr>
+        <w:jc w:val="both"/>
       </w:pPr>
       <w:r>
         <w:t>All submissions must be the original work of the team.</w:t>
@@ -462,6 +508,7 @@
           <w:ilvl w:val="0"/>
           <w:numId w:val="5"/>
         </w:numPr>
+        <w:jc w:val="both"/>
       </w:pPr>
       <w:r>
         <w:t>Use of open-source libraries, APIs, and frameworks is permitted with proper acknowledgment.</w:t>
@@ -473,6 +520,7 @@
           <w:ilvl w:val="0"/>
           <w:numId w:val="5"/>
         </w:numPr>
+        <w:jc w:val="both"/>
       </w:pPr>
       <w:r>
         <w:t>Plagiarism, cheating, or unfair practices will lead to immediate disqualification.</w:t>
@@ -484,6 +532,7 @@
           <w:ilvl w:val="0"/>
           <w:numId w:val="5"/>
         </w:numPr>
+        <w:jc w:val="both"/>
       </w:pPr>
       <w:r>
         <w:t>Teams must maintain ethical and professional conduct throughout the event.</w:t>
@@ -495,20 +544,25 @@
           <w:ilvl w:val="0"/>
           <w:numId w:val="5"/>
         </w:numPr>
+        <w:jc w:val="both"/>
       </w:pPr>
       <w:r>
         <w:t>Organizers reserve the right to inspect progress during the hackathon.</w:t>
       </w:r>
     </w:p>
     <w:p>
+      <w:pPr>
+        <w:jc w:val="both"/>
+      </w:pPr>
       <w:r>
         <w:pict w14:anchorId="4856F249">
-          <v:rect id="_x0000_i1031" style="width:0;height:1.5pt" o:hralign="center" o:hrstd="t" o:hr="t" fillcolor="#a0a0a0" stroked="f"/>
+          <v:rect id="_x0000_i1030" style="width:0;height:1.5pt" o:hralign="center" o:hrstd="t" o:hr="t" fillcolor="#a0a0a0" stroked="f"/>
         </w:pict>
       </w:r>
     </w:p>
     <w:p>
       <w:pPr>
+        <w:jc w:val="both"/>
         <w:rPr>
           <w:b/>
           <w:bCs/>
@@ -519,7 +573,14 @@
           <w:b/>
           <w:bCs/>
         </w:rPr>
-        <w:t>7. Submission Requirements</w:t>
+        <w:t>6</w:t>
+      </w:r>
+      <w:r>
+        <w:rPr>
+          <w:b/>
+          <w:bCs/>
+        </w:rPr>
+        <w:t>. Submission Requirements</w:t>
       </w:r>
     </w:p>
     <w:p>
@@ -528,6 +589,7 @@
           <w:ilvl w:val="0"/>
           <w:numId w:val="6"/>
         </w:numPr>
+        <w:jc w:val="both"/>
       </w:pPr>
       <w:r>
         <w:t>Teams must submit their final solution before the announced deadline.</w:t>
@@ -539,6 +601,7 @@
           <w:ilvl w:val="0"/>
           <w:numId w:val="6"/>
         </w:numPr>
+        <w:jc w:val="both"/>
       </w:pPr>
       <w:r>
         <w:t>Submissions must include:</w:t>
@@ -550,6 +613,7 @@
           <w:ilvl w:val="1"/>
           <w:numId w:val="6"/>
         </w:numPr>
+        <w:jc w:val="both"/>
       </w:pPr>
       <w:r>
         <w:t>Project Description</w:t>
@@ -561,20 +625,13 @@
           <w:ilvl w:val="1"/>
           <w:numId w:val="6"/>
         </w:numPr>
-      </w:pPr>
-      <w:r>
-        <w:t xml:space="preserve">Source Code / Implementation </w:t>
-      </w:r>
-      <w:proofErr w:type="gramStart"/>
-      <w:r>
-        <w:t>Details</w:t>
-      </w:r>
-      <w:r>
-        <w:t>(</w:t>
-      </w:r>
-      <w:proofErr w:type="gramEnd"/>
-      <w:r>
-        <w:t>Git Hub)</w:t>
+        <w:jc w:val="both"/>
+      </w:pPr>
+      <w:r>
+        <w:t>Source Code / Implementation Details</w:t>
+      </w:r>
+      <w:r>
+        <w:t>(Git Hub)</w:t>
       </w:r>
     </w:p>
     <w:p>
@@ -583,6 +640,7 @@
           <w:ilvl w:val="1"/>
           <w:numId w:val="6"/>
         </w:numPr>
+        <w:jc w:val="both"/>
       </w:pPr>
       <w:r>
         <w:t>Demonstrable Prototype or Output</w:t>
@@ -594,15 +652,14 @@
           <w:ilvl w:val="1"/>
           <w:numId w:val="6"/>
         </w:numPr>
-      </w:pPr>
-      <w:proofErr w:type="gramStart"/>
+        <w:jc w:val="both"/>
+      </w:pPr>
       <w:r>
         <w:t xml:space="preserve">Presentation </w:t>
       </w:r>
       <w:r>
         <w:t>.</w:t>
       </w:r>
-      <w:proofErr w:type="gramEnd"/>
     </w:p>
     <w:p>
       <w:pPr>
@@ -610,20 +667,25 @@
           <w:ilvl w:val="0"/>
           <w:numId w:val="6"/>
         </w:numPr>
+        <w:jc w:val="both"/>
       </w:pPr>
       <w:r>
         <w:t>Late submissions will not be accepted.</w:t>
       </w:r>
     </w:p>
     <w:p>
+      <w:pPr>
+        <w:jc w:val="both"/>
+      </w:pPr>
       <w:r>
         <w:pict w14:anchorId="4A99A992">
-          <v:rect id="_x0000_i1032" style="width:0;height:1.5pt" o:hralign="center" o:hrstd="t" o:hr="t" fillcolor="#a0a0a0" stroked="f"/>
+          <v:rect id="_x0000_i1031" style="width:0;height:1.5pt" o:hralign="center" o:hrstd="t" o:hr="t" fillcolor="#a0a0a0" stroked="f"/>
         </w:pict>
       </w:r>
     </w:p>
     <w:p>
       <w:pPr>
+        <w:jc w:val="both"/>
         <w:rPr>
           <w:b/>
           <w:bCs/>
@@ -634,10 +696,20 @@
           <w:b/>
           <w:bCs/>
         </w:rPr>
-        <w:t>8. Evaluation Criteria</w:t>
-      </w:r>
-    </w:p>
-    <w:p>
+        <w:t>7</w:t>
+      </w:r>
+      <w:r>
+        <w:rPr>
+          <w:b/>
+          <w:bCs/>
+        </w:rPr>
+        <w:t>. Evaluation Criteria</w:t>
+      </w:r>
+    </w:p>
+    <w:p>
+      <w:pPr>
+        <w:jc w:val="both"/>
+      </w:pPr>
       <w:r>
         <w:t>Projects will be evaluated based on:</w:t>
       </w:r>
@@ -648,6 +720,7 @@
           <w:ilvl w:val="0"/>
           <w:numId w:val="7"/>
         </w:numPr>
+        <w:jc w:val="both"/>
       </w:pPr>
       <w:r>
         <w:t>Innovation and Originality</w:t>
@@ -659,6 +732,7 @@
           <w:ilvl w:val="0"/>
           <w:numId w:val="7"/>
         </w:numPr>
+        <w:jc w:val="both"/>
       </w:pPr>
       <w:r>
         <w:t>Technical Complexity and Implementation</w:t>
@@ -670,6 +744,7 @@
           <w:ilvl w:val="0"/>
           <w:numId w:val="7"/>
         </w:numPr>
+        <w:jc w:val="both"/>
       </w:pPr>
       <w:r>
         <w:t>Feasibility and Practical Impact</w:t>
@@ -681,6 +756,7 @@
           <w:ilvl w:val="0"/>
           <w:numId w:val="7"/>
         </w:numPr>
+        <w:jc w:val="both"/>
       </w:pPr>
       <w:r>
         <w:t>User Experience and Design</w:t>
@@ -692,26 +768,34 @@
           <w:ilvl w:val="0"/>
           <w:numId w:val="7"/>
         </w:numPr>
+        <w:jc w:val="both"/>
       </w:pPr>
       <w:r>
         <w:t>Presentation and Demonstration</w:t>
       </w:r>
     </w:p>
     <w:p>
+      <w:pPr>
+        <w:jc w:val="both"/>
+      </w:pPr>
       <w:r>
         <w:t>The decision of the judges shall be final and binding.</w:t>
       </w:r>
     </w:p>
     <w:p>
+      <w:pPr>
+        <w:jc w:val="both"/>
+      </w:pPr>
       <w:r>
         <w:lastRenderedPageBreak/>
         <w:pict w14:anchorId="040B11B8">
-          <v:rect id="_x0000_i1033" style="width:0;height:1.5pt" o:hralign="center" o:hrstd="t" o:hr="t" fillcolor="#a0a0a0" stroked="f"/>
+          <v:rect id="_x0000_i1032" style="width:0;height:1.5pt" o:hralign="center" o:hrstd="t" o:hr="t" fillcolor="#a0a0a0" stroked="f"/>
         </w:pict>
       </w:r>
     </w:p>
     <w:p>
       <w:pPr>
+        <w:jc w:val="both"/>
         <w:rPr>
           <w:b/>
           <w:bCs/>
@@ -722,7 +806,14 @@
           <w:b/>
           <w:bCs/>
         </w:rPr>
-        <w:t>9. Code of Conduct</w:t>
+        <w:t>8</w:t>
+      </w:r>
+      <w:r>
+        <w:rPr>
+          <w:b/>
+          <w:bCs/>
+        </w:rPr>
+        <w:t>. Code of Conduct</w:t>
       </w:r>
     </w:p>
     <w:p>
@@ -731,6 +822,7 @@
           <w:ilvl w:val="0"/>
           <w:numId w:val="8"/>
         </w:numPr>
+        <w:jc w:val="both"/>
       </w:pPr>
       <w:r>
         <w:t>Participants must maintain professionalism, mutual respect, and discipline.</w:t>
@@ -742,6 +834,7 @@
           <w:ilvl w:val="0"/>
           <w:numId w:val="8"/>
         </w:numPr>
+        <w:jc w:val="both"/>
       </w:pPr>
       <w:r>
         <w:t>Any form of harassment, discrimination, or misconduct may result in disqualification.</w:t>
@@ -753,6 +846,7 @@
           <w:ilvl w:val="0"/>
           <w:numId w:val="8"/>
         </w:numPr>
+        <w:jc w:val="both"/>
       </w:pPr>
       <w:r>
         <w:t>All participants must adhere to academic and ethical integrity.</w:t>
@@ -764,21 +858,30 @@
           <w:ilvl w:val="0"/>
           <w:numId w:val="8"/>
         </w:numPr>
+        <w:jc w:val="both"/>
       </w:pPr>
       <w:r>
         <w:t>Decisions of the organizing committee shall be final.</w:t>
       </w:r>
     </w:p>
     <w:p>
+      <w:pPr>
+        <w:jc w:val="both"/>
+      </w:pPr>
       <w:r>
         <w:pict w14:anchorId="37B384DB">
-          <v:rect id="_x0000_i1034" style="width:0;height:1.5pt" o:hralign="center" o:hrstd="t" o:hr="t" fillcolor="#a0a0a0" stroked="f"/>
+          <v:rect id="_x0000_i1033" style="width:0;height:1.5pt" o:hralign="center" o:hrstd="t" o:hr="t" fillcolor="#a0a0a0" stroked="f"/>
         </w:pict>
       </w:r>
     </w:p>
-    <w:p/>
-    <w:p>
-      <w:pPr>
+    <w:p>
+      <w:pPr>
+        <w:jc w:val="both"/>
+      </w:pPr>
+    </w:p>
+    <w:p>
+      <w:pPr>
+        <w:jc w:val="both"/>
         <w:rPr>
           <w:b/>
           <w:bCs/>
@@ -789,16 +892,27 @@
           <w:b/>
           <w:bCs/>
         </w:rPr>
-        <w:t>11. Amendments</w:t>
-      </w:r>
-    </w:p>
-    <w:p>
+        <w:t>9</w:t>
+      </w:r>
+      <w:r>
+        <w:rPr>
+          <w:b/>
+          <w:bCs/>
+        </w:rPr>
+        <w:t>. Amendments</w:t>
+      </w:r>
+    </w:p>
+    <w:p>
+      <w:pPr>
+        <w:jc w:val="both"/>
+      </w:pPr>
       <w:r>
         <w:t>The organizing committee reserves the right to modify the rules and regulations at any time. Any changes will be officially communicated to the participants.</w:t>
       </w:r>
     </w:p>
     <w:p>
       <w:pPr>
+        <w:jc w:val="both"/>
         <w:rPr>
           <w:lang w:val="en-US"/>
         </w:rPr>
